--- a/assets/resumes/yo-tenra-zh-experience.docx
+++ b/assets/resumes/yo-tenra-zh-experience.docx
@@ -27,7 +27,7 @@
             <w:rStyle w:val="Hyperlink"/>
             <w:color w:val="333333"/>
           </w:rPr>
-          <w:t>1@yotenra.com</w:t>
+          <w:t>yotenra.com</w:t>
         </w:r>
       </w:hyperlink>
       <w:r>
@@ -35,19 +35,6 @@
         <w:t xml:space="preserve">　</w:t>
       </w:r>
       <w:hyperlink r:id="rId10">
-        <w:r>
-          <w:rPr>
-            <w:rStyle w:val="Hyperlink"/>
-            <w:color w:val="333333"/>
-          </w:rPr>
-          <w:t>yotenra.com</w:t>
-        </w:r>
-      </w:hyperlink>
-      <w:r>
-        <w:rPr/>
-        <w:t xml:space="preserve">　</w:t>
-      </w:r>
-      <w:hyperlink r:id="rId11">
         <w:r>
           <w:rPr>
             <w:rStyle w:val="Hyperlink"/>
@@ -69,7 +56,7 @@
     <w:p>
       <w:r>
         <w:rPr/>
-        <w:t>关西大学社会情報学専攻硕士在读，预计2027年9月修了。具有业务需求分析、研发协调、付费客户服务与企业数据质量改善经验。通过 AI 辅助开发研究与业务工具，关注需求拆解、业务合理性、验证及持续迭代。求职方向为 AI 应用、产品原型与业务工具；在读或毕业后入职均可协商。</w:t>
+        <w:t>关西大学社会情報学専攻硕士在读，预计2027年9月修了。具有业务需求分析、研发协调、付费客户服务与企业数据质量改善经验。通过 AI 辅助开发研究与业务工具，关注需求拆解、业务合理性、验证及持续迭代。求职方向为 AI 应用、产品原型与业务工具；优先2027年10月入职，也接受2028年4月。</w:t>
       </w:r>
     </w:p>
     <w:p>
@@ -91,12 +78,9 @@
       </w:r>
     </w:p>
     <w:p>
-      <w:pPr>
-        <w:keepNext/>
-      </w:pPr>
       <w:r>
         <w:rPr/>
-        <w:t>2026.04–现在</w:t>
+        <w:t>2026–现在</w:t>
       </w:r>
     </w:p>
     <w:p>
@@ -105,7 +89,7 @@
       </w:pPr>
       <w:r>
         <w:rPr/>
-        <w:t>参与企业信息抽取与数据质量改善，根据来源页面、日志和样本定位处理环节，比较方案并核对结果。</w:t>
+        <w:t>参与企业信息抽取与质量改善，直接处理S3中供客户使用的生产数据并修改数据生产pipeline；三个月约320工时，提出并合并190个PR。</w:t>
       </w:r>
     </w:p>
     <w:p>
@@ -114,7 +98,7 @@
       </w:pPr>
       <w:r>
         <w:rPr/>
-        <w:t>在 AI 辅助开发中安排反证和审查，检查目标变化与正常数据影响，结合业务约束推动修订。</w:t>
+        <w:t>将反复出现的修正写成可复用transform，并提交对应pipeline修正PR，减少同类问题复发。经dry-run、备份后本人执行生产修正并后检；其中后一个半月约180工时，解决38件任务。</w:t>
       </w:r>
     </w:p>
     <w:p>
@@ -123,7 +107,7 @@
       </w:pPr>
       <w:r>
         <w:rPr/>
-        <w:t>参与历史数据修复的调查、交付材料准备、执行协调与结果核对，与有权限的同事配合完成处理。</w:t>
+        <w:t>定义问题与目标，检查Claude调查与实现的业务合理性及风险；将验收标准、验证结果与作业记录留下，并建立自用数据库工作台供不同AI会话接续。</w:t>
       </w:r>
     </w:p>
     <w:p>
@@ -132,7 +116,7 @@
       </w:pPr>
       <w:r>
         <w:rPr/>
-        <w:t>建立个人使用的数据库和可视化跟踪工具，记录任务状态、近期进展、下一步与来源，支持 AI 会话接续。</w:t>
+        <w:t>参与改善后，某一数据项精度从40%多到85%，数据覆盖率从30%多到75%（本人工作记录，2026年10月）。</w:t>
       </w:r>
     </w:p>
     <w:p>
@@ -290,7 +274,7 @@
         <w:rPr/>
         <w:t xml:space="preserve">2026.02–03　</w:t>
       </w:r>
-      <w:hyperlink r:id="rId12">
+      <w:hyperlink r:id="rId11">
         <w:r>
           <w:rPr>
             <w:rStyle w:val="Hyperlink"/>
@@ -341,7 +325,7 @@
         <w:rPr/>
         <w:t xml:space="preserve">当前研究　</w:t>
       </w:r>
-      <w:hyperlink r:id="rId13">
+      <w:hyperlink r:id="rId12">
         <w:r>
           <w:rPr>
             <w:rStyle w:val="Hyperlink"/>
@@ -366,7 +350,7 @@
       </w:pPr>
       <w:r>
         <w:rPr/>
-        <w:t>演示包含 PyPI 709 个、Go 591 个样本节点；指标用于解释样本网络，不直接等同故障预测或选型结果。</w:t>
+        <w:t>演示包含 PyPI 709 个、Go 591 个样本节点；比较不同指标下的依赖结构。</w:t>
       </w:r>
     </w:p>
     <w:p>
@@ -381,7 +365,7 @@
     <w:p>
       <w:r>
         <w:rPr/>
-        <w:t>通过 AI 辅助开发 OOTD 衣橱工具、CalTracker 饮食与体重记录工具，以及 AWS Pass It 三语学习工具；从实际使用需求出发组织数据、记录与复习流程。</w:t>
+        <w:t>AWS Pass It支持7种AWS认证、按考试提供中日英题库、三语界面、模拟考分数预测、错题复习、术语解释与复制题目给AI；CalTracker用近期摄入和体重变化反推消耗，按减重目标计算每日摄入量，并记录身体尺寸；OOTD连接衣物、收纳格位、穿着记录与搭配，可查看每次穿着成本和未穿单品。三个Web应用均从本人日常需求出发，通过AI辅助实现并持续使用、改进。</w:t>
       </w:r>
     </w:p>
     <w:p>
@@ -432,7 +416,7 @@
     <w:p>
       <w:r>
         <w:rPr/>
-        <w:t>JLPT N1（2023.12）；TOEIC L&amp;R 805（2022.08）；BEC Higher Grade C（2018.05）；基本情報技術者試験合格（2024.05）。普通话、粤语为母语。</w:t>
+        <w:t>AWS Certified AI Practitioner（AIF，2026）；AWS Certified Cloud Practitioner（CLF，2026）；AWS Certified Solutions Architect – Associate（SAA，2026）｜JLPT N1（2023.12）；TOEIC L&amp;R 805（2022.08）；BEC Higher Grade C（2018.05）；基本情報技術者試験合格（2024.05）。普通话、粤语为母语。</w:t>
       </w:r>
     </w:p>
     <w:p>
@@ -441,8 +425,32 @@
         <w:t>有在 AI 辅助开发中使用 Python、SQL、Git 和数据处理工具的经验，能够阅读理解部分代码并进行局部判断与修改。大量实现借助 Claude 等工具，重点承担需求定义、方案比较、业务合理性检查、验证安排和迭代。</w:t>
       </w:r>
     </w:p>
+    <w:p>
+      <w:hyperlink r:id="rId13">
+        <w:r>
+          <w:rPr>
+            <w:rStyle w:val="Hyperlink"/>
+            <w:color w:val="333333"/>
+          </w:rPr>
+          <w:t>最难的开发经验</w:t>
+        </w:r>
+      </w:hyperlink>
+      <w:r>
+        <w:rPr/>
+        <w:t xml:space="preserve"> · </w:t>
+      </w:r>
+      <w:hyperlink r:id="rId14">
+        <w:r>
+          <w:rPr>
+            <w:rStyle w:val="Hyperlink"/>
+            <w:color w:val="333333"/>
+          </w:rPr>
+          <w:t>项目功能与交互演示</w:t>
+        </w:r>
+      </w:hyperlink>
+    </w:p>
     <w:sectPr>
-      <w:footerReference w:type="default" r:id="rId14"/>
+      <w:footerReference w:type="default" r:id="rId15"/>
       <w:pgSz w:w="12240" w:h="15840"/>
       <w:pgMar w:top="922" w:right="1080" w:bottom="922" w:left="1080" w:header="720" w:footer="510" w:gutter="0"/>
       <w:cols w:space="720"/>
@@ -462,7 +470,7 @@
     <w:r>
       <w:rPr>
         <w:rFonts w:ascii="Times New Roman" w:hAnsi="Times New Roman" w:eastAsia="Noto Serif CJK SC" w:cs="Times New Roman"/>
-        <w:color w:val="191919"/>
+        <w:color w:val="000000"/>
         <w:sz w:val="18"/>
       </w:rPr>
       <w:t xml:space="preserve">楊 天楽  |  </w:t>
@@ -837,11 +845,11 @@
     <w:rsid w:val="00FC693F"/>
     <w:pPr>
       <w:widowControl/>
-      <w:spacing w:after="80" w:line="310" w:lineRule="exact"/>
+      <w:spacing w:after="60" w:line="300" w:lineRule="exact"/>
     </w:pPr>
     <w:rPr>
       <w:rFonts w:ascii="Times New Roman" w:hAnsi="Times New Roman" w:eastAsia="Noto Serif CJK SC" w:cs="Times New Roman"/>
-      <w:color w:val="191919"/>
+      <w:color w:val="000000"/>
       <w:sz w:val="22"/>
     </w:rPr>
   </w:style>
@@ -900,14 +908,14 @@
     <w:pPr>
       <w:keepNext/>
       <w:keepLines/>
-      <w:spacing w:before="220" w:after="100" w:line="370" w:lineRule="exact"/>
+      <w:spacing w:before="160" w:after="80" w:line="370" w:lineRule="exact"/>
       <w:outlineLvl w:val="0"/>
     </w:pPr>
     <w:rPr>
       <w:rFonts w:ascii="Times New Roman" w:hAnsi="Times New Roman" w:eastAsia="Noto Serif CJK SC" w:cs="Times New Roman"/>
       <w:b/>
       <w:bCs/>
-      <w:color w:val="191919"/>
+      <w:color w:val="000000"/>
       <w:sz w:val="27"/>
       <w:szCs w:val="28"/>
     </w:rPr>
@@ -924,14 +932,14 @@
     <w:pPr>
       <w:keepNext/>
       <w:keepLines/>
-      <w:spacing w:before="160" w:after="60" w:line="330" w:lineRule="exact"/>
+      <w:spacing w:before="120" w:after="60" w:line="330" w:lineRule="exact"/>
       <w:outlineLvl w:val="1"/>
     </w:pPr>
     <w:rPr>
       <w:rFonts w:ascii="Times New Roman" w:hAnsi="Times New Roman" w:eastAsia="Noto Serif CJK SC" w:cs="Times New Roman"/>
       <w:b/>
       <w:bCs/>
-      <w:color w:val="191919"/>
+      <w:color w:val="000000"/>
       <w:sz w:val="23"/>
       <w:szCs w:val="26"/>
     </w:rPr>
@@ -1194,7 +1202,7 @@
     <w:rPr>
       <w:rFonts w:ascii="Times New Roman" w:hAnsi="Times New Roman" w:eastAsia="Noto Serif CJK SC" w:cs="Times New Roman"/>
       <w:b/>
-      <w:color w:val="191919"/>
+      <w:color w:val="000000"/>
       <w:spacing w:val="5"/>
       <w:kern w:val="28"/>
       <w:sz w:val="50"/>
@@ -1233,7 +1241,7 @@
       <w:rFonts w:ascii="Times New Roman" w:hAnsi="Times New Roman" w:eastAsia="Noto Serif CJK SC" w:cs="Times New Roman"/>
       <w:i/>
       <w:iCs/>
-      <w:color w:val="191919"/>
+      <w:color w:val="000000"/>
       <w:spacing w:val="15"/>
       <w:sz w:val="22"/>
       <w:szCs w:val="24"/>
@@ -1371,13 +1379,13 @@
       <w:numPr>
         <w:numId w:val="1"/>
       </w:numPr>
-      <w:spacing w:after="80" w:line="310" w:lineRule="exact"/>
+      <w:spacing w:after="60" w:line="300" w:lineRule="exact"/>
       <w:ind w:left="227" w:hanging="170"/>
       <w:contextualSpacing/>
     </w:pPr>
     <w:rPr>
       <w:rFonts w:ascii="Times New Roman" w:hAnsi="Times New Roman" w:eastAsia="Noto Serif CJK SC" w:cs="Times New Roman"/>
-      <w:color w:val="191919"/>
+      <w:color w:val="000000"/>
       <w:sz w:val="22"/>
     </w:rPr>
   </w:style>

--- a/assets/resumes/yo-tenra-zh-experience.docx
+++ b/assets/resumes/yo-tenra-zh-experience.docx
@@ -25,7 +25,8 @@
         <w:r>
           <w:rPr>
             <w:rStyle w:val="Hyperlink"/>
-            <w:color w:val="333333"/>
+            <w:color w:val="0563C1"/>
+            <w:u w:val="single"/>
           </w:rPr>
           <w:t>yotenra.com</w:t>
         </w:r>
@@ -38,7 +39,8 @@
         <w:r>
           <w:rPr>
             <w:rStyle w:val="Hyperlink"/>
-            <w:color w:val="333333"/>
+            <w:color w:val="0563C1"/>
+            <w:u w:val="single"/>
           </w:rPr>
           <w:t>GitHub</w:t>
         </w:r>
@@ -278,7 +280,8 @@
         <w:r>
           <w:rPr>
             <w:rStyle w:val="Hyperlink"/>
-            <w:color w:val="333333"/>
+            <w:color w:val="0563C1"/>
+            <w:u w:val="single"/>
           </w:rPr>
           <w:t>项目源码</w:t>
         </w:r>
@@ -329,7 +332,8 @@
         <w:r>
           <w:rPr>
             <w:rStyle w:val="Hyperlink"/>
-            <w:color w:val="333333"/>
+            <w:color w:val="0563C1"/>
+            <w:u w:val="single"/>
           </w:rPr>
           <w:t>交互演示</w:t>
         </w:r>
@@ -414,9 +418,33 @@
       </w:r>
     </w:p>
     <w:p>
+      <w:pPr>
+        <w:keepLines/>
+      </w:pPr>
       <w:r>
         <w:rPr/>
-        <w:t>AWS Certified AI Practitioner（AIF，2026）；AWS Certified Cloud Practitioner（CLF，2026）；AWS Certified Solutions Architect – Associate（SAA，2026）｜JLPT N1（2023.12）；TOEIC L&amp;R 805（2022.08）；BEC Higher Grade C（2018.05）；基本情報技術者試験合格（2024.05）。普通话、粤语为母语。</w:t>
+        <w:t>AWS Certified AI Practitioner（AIF，2026）；</w:t>
+      </w:r>
+      <w:r>
+        <w:br/>
+      </w:r>
+      <w:r>
+        <w:rPr/>
+        <w:t>AWS Certified Cloud Practitioner（CLF，2026）；</w:t>
+      </w:r>
+      <w:r>
+        <w:br/>
+      </w:r>
+      <w:r>
+        <w:rPr/>
+        <w:t>AWS Certified Solutions Architect – Associate（SAA，2026）｜</w:t>
+      </w:r>
+      <w:r>
+        <w:br/>
+      </w:r>
+      <w:r>
+        <w:rPr/>
+        <w:t>JLPT N1（2023.12）；TOEIC L&amp;R 805（2022.08）；BEC Higher Grade C（2018.05）；基本情報技術者試験合格（2024.05）。普通话、粤语为母语。</w:t>
       </w:r>
     </w:p>
     <w:p>
@@ -430,7 +458,8 @@
         <w:r>
           <w:rPr>
             <w:rStyle w:val="Hyperlink"/>
-            <w:color w:val="333333"/>
+            <w:color w:val="0563C1"/>
+            <w:u w:val="single"/>
           </w:rPr>
           <w:t>最难的开发经验</w:t>
         </w:r>
@@ -443,7 +472,8 @@
         <w:r>
           <w:rPr>
             <w:rStyle w:val="Hyperlink"/>
-            <w:color w:val="333333"/>
+            <w:color w:val="0563C1"/>
+            <w:u w:val="single"/>
           </w:rPr>
           <w:t>项目功能与交互演示</w:t>
         </w:r>

--- a/assets/resumes/yo-tenra-zh-experience.docx
+++ b/assets/resumes/yo-tenra-zh-experience.docx
@@ -181,27 +181,7 @@
       </w:pPr>
       <w:r>
         <w:rPr/>
-        <w:t xml:space="preserve">经营游戏内物品、货币交易与咨询业务，累计营收约人民币 </w:t>
-      </w:r>
-      <w:r>
-        <w:rPr>
-          <w:b/>
-        </w:rPr>
-        <w:t>1,500 万元</w:t>
-      </w:r>
-      <w:r>
-        <w:rPr/>
-        <w:t xml:space="preserve">，累计服务 </w:t>
-      </w:r>
-      <w:r>
-        <w:rPr>
-          <w:b/>
-        </w:rPr>
-        <w:t>2,000+ 名去重客户</w:t>
-      </w:r>
-      <w:r>
-        <w:rPr/>
-        <w:t>。</w:t>
+        <w:t>面向中文韩服玩家，用数学期望与投入产出分析提出具体玩法和消费方案，参与攻略图、PDF、文字、视频及攻略网站制作，向订阅攻略信息的用户持续交付。</w:t>
       </w:r>
     </w:p>
     <w:p>
@@ -210,7 +190,16 @@
       </w:pPr>
       <w:r>
         <w:rPr/>
-        <w:t>制作视频和攻略，通过活动投入与回报分析帮助客户选择；整理咨询、交易及后续服务流程，组织客服分工。</w:t>
+        <w:t>经营交易、支付协助与咨询服务，累计服务2,000+去重客户，内容累计播放约50万；高峰期聘用约3名实习生并组织客服分工。</w:t>
+      </w:r>
+    </w:p>
+    <w:p>
+      <w:pPr>
+        <w:pStyle w:val="ListBullet"/>
+      </w:pPr>
+      <w:r>
+        <w:rPr/>
+        <w:t>累计客户收款约人民币1,500万元，包含用于执行代付的款项；累计毛利超过300万元，已扣礼品卡／充值执行成本，未扣人员和其他经营开支；累计净利润约250万元（估算）。</w:t>
       </w:r>
     </w:p>
     <w:p>
@@ -219,7 +208,7 @@
       </w:pPr>
       <w:r>
         <w:rPr/>
-        <w:t>Holly Travel Int. Travel Agency　总经理助理</w:t>
+        <w:t>Holly Travel Int. Travel Agency　总经理助理（CEO直属，业务需求与研发协调）</w:t>
       </w:r>
     </w:p>
     <w:p>
@@ -237,7 +226,7 @@
       </w:pPr>
       <w:r>
         <w:rPr/>
-        <w:t>调研财务与业务需求，撰写需求文档，与研发共同讨论技术方案和排期，跟进测试、修改、上线培训及使用反馈。</w:t>
+        <w:t>观察一线调价操作，与业务和约5–10名研发成员沟通实现范围及难度，确定可用、可实现的UI方案，制作demo与需求文档。</w:t>
       </w:r>
     </w:p>
     <w:p>
@@ -246,7 +235,16 @@
       </w:pPr>
       <w:r>
         <w:rPr/>
-        <w:t>参与供应商/分销商 API 与库存、动态定价与库存、人员绩效三个业务模块；支持海外业务协作、招聘与新人培训。</w:t>
+        <w:t>用甘特图、任务依赖及工时成本跟进开发，比较满足同一业务目标的替代做法，跟进测试、修改和使用培训。</w:t>
+      </w:r>
+    </w:p>
+    <w:p>
+      <w:pPr>
+        <w:pStyle w:val="ListBullet"/>
+      </w:pPr>
+      <w:r>
+        <w:rPr/>
+        <w:t>参与酒店预订／分销、上下游接口及内部财务／绩效奖金计算系统的业务需求整理。</w:t>
       </w:r>
     </w:p>
     <w:p>
